--- a/hin/docx/18.content.docx
+++ b/hin/docx/18.content.docx
@@ -136,13 +136,6 @@
         <w:rPr>
           <w:lang w:val="hi_IN" w:bidi="hi_IN"/>
         </w:rPr>
-      </w:r>
-      <w:r>
-        <w:rPr>
-          <w:i/>
-          <w:lang w:val="hi_IN" w:bidi="hi_IN"/>
-        </w:rPr>
-        <w:t>अय्यूब 1:1, अय्यूब 1:5, अय्यूब 1:8, अय्यूब 1:10, अय्यूब 1:11, अय्यूब 1:12, अय्यूब 1:14–15, अय्यूब 1:16, अय्यूब 1:17, अय्यूब 1:18–19, अय्यूब 1:20, अय्यूब 1:21, अय्यूब 1:21, अय्यूब 1:22, अय्यूब 2:1, अय्यूब 2:2, अय्यूब 2:3, अय्यूब 2:5, अय्यूब 2:7, अय्यूब 2:8, अय्यूब 2:9, अय्यूब 2:10, अय्यूब 2:11, अय्यूब 2:12–13, अय्यूब 3:1–3, अय्यूब 3:5, अय्यूब 3:6, अय्यूब 3:11, अय्यूब 3:13–14, अय्यूब 3:18–19, अय्यूब 3:21, अय्यूब 3:24, अय्यूब 3:26, अय्यूब 4:3, अय्यूब 4:6, अय्यूब 4:8–9, अय्यूब 4:10, अय्यूब 4:12–13, अय्यूब 4:14, अय्यूब 4:17, अय्यूब 4:19, अय्यूब 5:2, अय्यूब 5:4, अय्यूब 5:7, अय्यूब 5:10, अय्यूब 5:12, अय्यूब 5:15, अय्यूब 5:18, अय्यूब 5:22, अय्यूब 5:24, अय्यूब 5:26, अय्यूब 6:2–3, अय्यूब 6:4, अय्यूब 6:6, अय्यूब 6:8–9, अय्यूब 6:10, अय्यूब 6:13, अय्यूब 6:14, अय्यूब 6:15–17, अय्यूब 6:18–20, अय्यूब 6:21, अय्यूब 6:24, अय्यूब 6:26, अय्यूब 6:29, अय्यूब 7:2–3, अय्यूब 7:5, अय्यूब 7:6, अय्यूब 7:9, अय्यूब 7:11, अय्यूब 7:14, अय्यूब 7:16, अय्यूब 7:19, अय्यूब 7:21, अय्यूब 8:2, अय्यूब 8:4, अय्यूब 8:6, अय्यूब 8:9, अय्यूब 8:11, अय्यूब 8:14, अय्यूब 8:17, अय्यूब 8:20, अय्यूब 8:21, अय्यूब 9:3, अय्यूब 9:5, अय्यूब 9:8, अय्यूब 9:11, अय्यूब 9:15, अय्यूब 9:17, अय्यूब 9:20, अय्यूब 9:22, अय्यूब 9:25–26, अय्यूब 9:27–29, अय्यूब 9:33, अय्यूब 9:34, अय्यूब 10:2, अय्यूब 10:4, अय्यूब 10:6, अय्यूब 10:8, अय्यूब 10:11, अय्यूब 10:12, अय्यूब 10:14, अय्यूब 10:16, अय्यूब 10:17, अय्यूब 10:18, अय्यूब 10:21, अय्यूब 11:3, अय्यूब 11:6, अय्यूब 11:7–9, अय्यूब 11:10–11, अय्यूब 11:12, अय्यूब 11:16, अय्यूब 11:18, अय्यूब 11:20, अय्यूब 12:3, अय्यूब 12:4, अय्यूब 12:7–8, अय्यूब 12:9, अय्यूब 12:12, अय्यूब 12:15, अय्यूब 12:18, अय्यूब 12:20, अय्यूब 12:23, अय्यूब 12:24, अय्यूब 13:2, अय्यूब 13:3, अय्यूब 13:5, अय्यूब 13:6, अय्यूब 13:10, अय्यूब 13:12, अय्यूब 13:13, अय्यूब 13:16, अय्यूब 13:18, अय्यूब 13:21, अय्यूब 13:24, अय्यूब 13:28, अय्यूब 14:2, अय्यूब 14:5, अय्यूब 14:7, अय्यूब 14:12, अय्यूब 14:13, अय्यूब 14:17, अय्यूब 14:19, अय्यूब 14:21, अय्यूब 15:2, अय्यूब 15:4, अय्यूब 15:9, अय्यूब 15:10, अय्यूब 15:13, अय्यूब 15:15, अय्यूब 15:17–18, अय्यूब 15:21, अय्यूब 15:22, अय्यूब 15:26, अय्यूब 15:28, अय्यूब 15:30, अय्यूब 15:31, अय्यूब 15:34, अय्यूब 16:2–3, अय्यूब 16:6, अय्यूब 16:10, अय्यूब 16:11, अय्यूब 16:13, अय्यूब 16:15, अय्यूब 16:19, अय्यूब 16:20, अय्यूब 17:2, अय्यूब 17:3, अय्यूब 17:5, अय्यूब 17:7, अय्यूब 17:10, अय्यूब 17:11, अय्यूब 17:14, अय्यूब 18:3, अय्यूब 18:5, अय्यूब 18:8, अय्यूब 18:9–10, अय्यूब 18:12, अय्यूब 18:14, अय्यूब 18:16, अय्यूब 18:19, अय्यूब 18:20, अय्यूब 19:2, अय्यूब 19:3, अय्यूब 19:4, अय्यूब 19:6, अय्यूब 19:7, अय्यूब 19:11, अय्यूब 19:13–14, अय्यूब 19:16, अय्यूब 19:19, अय्यूब 19:20, अय्यूब 19:23–24, अय्यूब 19:25, अय्यूब 19:26, अय्यूब 19:29, अय्यूब 20:1–3, अय्यूब 20:5, अय्यूब 20:7, अय्यूब 20:8, अय्यूब 20:10, अय्यूब 20:14, अय्यूब 20:15, अय्यूब 20:17, अय्यूब 20:19, अय्यूब 20:21, अय्यूब 20:23, अय्यूब 20:24, अय्यूब 20:27, अय्यूब 20:28, अय्यूब 21:3, अय्यूब 21:5, अय्यूब 21:6, अय्यूब 21:7, अय्यूब 21:10, अय्यूब 21:14, अय्यूब 21:16, अय्यूब 21:19, अय्यूब 21:22, अय्यूब 21:26, अय्यूब 21:27, अय्यूब 21:30, अय्यूब 21:32, अय्यूब 21:34, अय्यूब 22:3, अय्यूब 22:4, अय्यूब 22:6, अय्यूब 22:9, अय्यूब 22:11, अय्यूब 22:14, अय्यूब 22:16, अय्यूब 22:19, अय्यूब 22:21, अय्यूब 22:23, अय्यूब 22:26, अय्यूब 22:29, अय्यूब 23:2, अय्यूब 23:4, अय्यूब 23:6, अय्यूब 23:9, अय्यूब 23:10, अय्यूब 23:12, अय्यूब 23:14, अय्यूब 23:15, अय्यूब 23:17, अय्यूब 24:1, अय्यूब 24:3, अय्यूब 24:5, अय्यूब 24:7, अय्यूब 24:8, अय्यूब 24:10, अय्यूब 24:11, अय्यूब 24:14, अय्यूब 24:16, अय्यूब 24:17, अय्यूब 24:19, अय्यूब 24:21, अय्यूब 24:22, अय्यूब 24:24, अय्यूब 25:2, अय्यूब 25:4, अय्यूब 25:6, अय्यूब 26:4, अय्यूब 26:6, अय्यूब 26:8, अय्यूब 26:9, अय्यूब 26:12, अय्यूब 26:13, अय्यूब 26:14, अय्यूब 27:2, अय्यूब 27:4, अय्यूब 27:6, अय्यूब 27:8, अय्यूब 27:11, अय्यूब 27:14, अय्यूब 27:15, अय्यूब 27:17, अय्यूब 27:19, अय्यूब 27:21, अय्यूब 27:22, अय्यूब 28:2, अय्यूब 28:3, अय्यूब 28:4, अय्यूब 28:6, अय्यूब 28:8, अय्यूब 28:10, अय्यूब 28:13, अय्यूब 28:17, अय्यूब 28:18, अय्यूब 28:21, अय्यूब 28:23, अय्यूब 28:25, अय्यूब 28:26, अय्यूब 28:28, अय्यूब 29:2, अय्यूब 29:4, अय्यूब 29:6, अय्यूब 29:8, अय्यूब 29:9, अय्यूब 29:10, अय्यूब 29:11, अय्यूब 29:13, अय्यूब 29:16, अय्यूब 29:17, अय्यूब 29:20, अय्यूब 29:23, अय्यूब 29:25, अय्यूब 30:1, अय्यूब 30:3, अय्यूब 30:5, अय्यूब 30:8, अय्यूब 30:9, अय्यूब 30:11, अय्यूब 30:13, अय्यूब 30:15, अय्यूब 30:16, अय्यूब 30:18, अय्यूब 30:21, अय्यूब 30:23, अय्यूब 30:26, अय्यूब 30:28, अय्यूब 30:31, अय्यूब 31:1, अय्यूब 31:3, अय्यूब 31:6, अय्यूब 31:8, अय्यूब 31:10, अय्यूब 31:12, अय्यूब 31:15, अय्यूब 31:18, अय्यूब 31:20, अय्यूब 31:22, अय्यूब 31:24, अय्यूब 31:28, अय्यूब 31:30, अय्यूब 31:32, अय्यूब 31:33, अय्यूब 31:35, अय्यूब 31:37, अय्यूब 31:40, अय्यूब 32:1, अय्यूब 32:2, अय्यूब 32:3–5, अय्यूब 32:6–7, अय्यूब 32:8, अय्यूब 32:9–10, अय्यूब 32:11–12, अय्यूब 32:13, अय्यूब 32:15–16, अय्यूब 32:18, अय्यूब 32:19, अय्यूब 32:21–22, अय्यूब 33:1–3, अय्यूब 33:4, अय्यूब 33:5, अय्यूब 33:6–7, अय्यूब 33:8–9, अय्यूब 33:10, अय्यूब 33:12, अय्यूब 33:13, अय्यूब 33:14–15, अय्यूब 33:16–17, अय्यूब 33:19–20, अय्यूब 33:21–22, अय्यूब 33:24, अय्यूब 33:25, अय्यूब 33:28, अय्यूब 33:29–30, अय्यूब 33:33, अय्यूब 34:1–3, अय्यूब 34:4, अय्यूब 34:5, अय्यूब 34:8, अय्यूब 34:10–12, अय्यूब 34:13–15, अय्यूब 34:17, अय्यूब 34:19, अय्यूब 34:21, अय्यूब 34:25, अय्यूब 34:26, अय्यूब 34:29, अय्यूब 34:31–32, अय्यूब 34:34–35, अय्यूब 34:37, अय्यूब 35:1–2, अय्यूब 35:5, अय्यूब 35:8, अय्यूब 35:9, अय्यूब 35:10–11, अय्यूब 35:12, अय्यूब 35:13, अय्यूब 35:16, अय्यूब 36:3, अय्यूब 36:6, अय्यूब 36:7, अय्यूब 36:9, अय्यूब 36:11, अय्यूब 36:12, अय्यूब 36:13–14, अय्यूब 36:15–16, अय्यूब 36:16, अय्यूब 36:17, अय्यूब 36:18, अय्यूब 36:19, अय्यूब 36:21, अय्यूब 36:23, अय्यूब 36:26, अय्यूब 36:27–28, अय्यूब 36:30–31, अय्यूब 36:32–33, अय्यूब 37:1–2, अय्यूब 37:6, अय्यूब 37:7, अय्यूब 37:8–9, अय्यूब 37:10, अय्यूब 37:13, अय्यूब 37:14, अय्यूब 37:15, अय्यूब 37:18, अय्यूब 37:19, अय्यूब 37:21, अय्यूब 37:23, अय्यूब 37:24, अय्यूब 38:1, अय्यूब 38:2, अय्यूब 38:3, अय्यूब 38:6–7, अय्यूब 38:8, अय्यूब 38:10–11, अय्यूब 38:14, अय्यूब 38:19–21, अय्यूब 38:22–23, अय्यूब 38:25–27, अय्यूब 38:31, अय्यूब 38:37–38, अय्यूब 38:40, अय्यूब 38:41, अय्यूब 39:4, अय्यूब 39:5–6, अय्यूब 39:8, अय्यूब 39:10, अय्यूब 39:13, अय्यूब 39:14, अय्यूब 39:16, अय्यूब 39:18, अय्यूब 39:19, अय्यूब 39:22, अय्यूब 39:24, अय्यूब 39:27–28, अय्यूब 40:4, अय्यूब 40:6, अय्यूब 40:7, अय्यूब 40:8, अय्यूब 40:10, अय्यूब 40:12, अय्यूब 40:15, अय्यूब 40:17, अय्यूब 40:19, अय्यूब 40:21, अय्यूब 40:23, अय्यूब 41:1, अय्यूब 41:6, अय्यूब 41:8, अय्यूब 41:10, अय्यूब 41:14, अय्यूब 41:16, अय्यूब 41:18, अय्यूब 41:19, अय्यूब 41:20, अय्यूब 41:24, अय्यूब 41:25, अय्यूब 41:26, अय्यूब 41:27, अय्यूब 41:30, अय्यूब 41:31, अय्यूब 41:33, अय्यूब 42:3, अय्यूब 42:6, अय्यूब 42:7, अय्यूब 42:8, अय्यूब 42:8 (#2), अय्यूब 42:10, अय्यूब 42:11, अय्यूब 42:12, अय्यूब 42:13, अय्यूब 42:15</w:t>
       </w:r>
       <w:r>
         <w:rPr>

--- a/hin/docx/18.content.docx
+++ b/hin/docx/18.content.docx
@@ -123,19 +123,6 @@
           <w:lang w:val="hi_IN" w:bidi="hi_IN"/>
         </w:rPr>
         <w:t>JOB</w:t>
-      </w:r>
-      <w:r>
-        <w:rPr>
-          <w:lang w:val="hi_IN" w:bidi="hi_IN"/>
-        </w:rPr>
-      </w:r>
-    </w:p>
-    <w:p>
-      <w:pPr/>
-      <w:r>
-        <w:rPr>
-          <w:lang w:val="hi_IN" w:bidi="hi_IN"/>
-        </w:rPr>
       </w:r>
       <w:r>
         <w:rPr>

--- a/hin/docx/18.content.docx
+++ b/hin/docx/18.content.docx
@@ -19,7 +19,7 @@
         <w:rPr>
           <w:lang w:val="hi_IN" w:bidi="hi_IN"/>
         </w:rPr>
-        <w:t>Resource: अनुवाद प्रश्न (unfoldingWord)</w:t>
+        <w:t>Resource: unfoldingWord® Translation Questions</w:t>
       </w:r>
       <w:r>
         <w:rPr>
@@ -85,7 +85,7 @@
         <w:rPr>
           <w:lang w:val="hi_IN" w:bidi="hi_IN"/>
         </w:rPr>
-        <w:t>अनुवाद प्रश्न (unfoldingWord)</w:t>
+        <w:t>unfoldingWord® Translation Questions</w:t>
       </w:r>
     </w:p>
     <w:p>
